--- a/docs/agent-practices-2026.md.docx
+++ b/docs/agent-practices-2026.md.docx
@@ -7,7 +7,7 @@
         <w:pStyle w:val="Heading1"/>
         <w:rPr/>
       </w:pPr>
-      <w:bookmarkStart w:colFirst="0" w:colLast="0" w:name="_viirpecomdu" w:id="0"/>
+      <w:bookmarkStart w:colFirst="0" w:colLast="0" w:name="_tuc4o9u3ks79" w:id="0"/>
       <w:bookmarkEnd w:id="0"/>
       <w:r>
         <w:rPr>
@@ -106,7 +106,7 @@
         <w:pStyle w:val="Heading2"/>
         <w:rPr/>
       </w:pPr>
-      <w:bookmarkStart w:colFirst="0" w:colLast="0" w:name="_2nh3cd12e0yf" w:id="1"/>
+      <w:bookmarkStart w:colFirst="0" w:colLast="0" w:name="_8c2zysfp0mcp" w:id="1"/>
       <w:bookmarkEnd w:id="1"/>
       <w:r>
         <w:rPr>
@@ -704,7 +704,7 @@
         <w:pStyle w:val="Heading2"/>
         <w:rPr/>
       </w:pPr>
-      <w:bookmarkStart w:colFirst="0" w:colLast="0" w:name="_jg7dxnubmo5" w:id="2"/>
+      <w:bookmarkStart w:colFirst="0" w:colLast="0" w:name="_a1mo9026ey9k" w:id="2"/>
       <w:bookmarkEnd w:id="2"/>
       <w:r>
         <w:rPr>
@@ -1282,7 +1282,7 @@
         <w:pStyle w:val="Heading2"/>
         <w:rPr/>
       </w:pPr>
-      <w:bookmarkStart w:colFirst="0" w:colLast="0" w:name="_uxe4wu7pi8vo" w:id="3"/>
+      <w:bookmarkStart w:colFirst="0" w:colLast="0" w:name="_h3rlofknrkh8" w:id="3"/>
       <w:bookmarkEnd w:id="3"/>
       <w:r>
         <w:rPr>
@@ -2356,7 +2356,7 @@
         <w:pStyle w:val="Heading2"/>
         <w:rPr/>
       </w:pPr>
-      <w:bookmarkStart w:colFirst="0" w:colLast="0" w:name="_s98wb7ltaie7" w:id="4"/>
+      <w:bookmarkStart w:colFirst="0" w:colLast="0" w:name="_3hldua9lb3kq" w:id="4"/>
       <w:bookmarkEnd w:id="4"/>
       <w:r>
         <w:rPr>
@@ -3090,7 +3090,7 @@
         <w:pStyle w:val="Heading2"/>
         <w:rPr/>
       </w:pPr>
-      <w:bookmarkStart w:colFirst="0" w:colLast="0" w:name="_s4qt7oelar3g" w:id="5"/>
+      <w:bookmarkStart w:colFirst="0" w:colLast="0" w:name="_tssmcjn29i4q" w:id="5"/>
       <w:bookmarkEnd w:id="5"/>
       <w:r>
         <w:rPr>
@@ -3106,6 +3106,7 @@
           <w:numId w:val="1"/>
         </w:numPr>
         <w:ind w:left="720" w:hanging="360"/>
+        <w:rPr/>
       </w:pPr>
       <w:r>
         <w:rPr>
@@ -3121,6 +3122,7 @@
           <w:numId w:val="1"/>
         </w:numPr>
         <w:ind w:left="720" w:hanging="360"/>
+        <w:rPr/>
       </w:pPr>
       <w:r>
         <w:rPr>
@@ -3136,6 +3138,7 @@
           <w:numId w:val="1"/>
         </w:numPr>
         <w:ind w:left="720" w:hanging="360"/>
+        <w:rPr/>
       </w:pPr>
       <w:r>
         <w:rPr>
@@ -3165,6 +3168,7 @@
           <w:numId w:val="1"/>
         </w:numPr>
         <w:ind w:left="720" w:hanging="360"/>
+        <w:rPr/>
       </w:pPr>
       <w:r>
         <w:rPr>
@@ -3192,7 +3196,7 @@
         <w:pStyle w:val="Heading2"/>
         <w:rPr/>
       </w:pPr>
-      <w:bookmarkStart w:colFirst="0" w:colLast="0" w:name="_y515qna5lqm3" w:id="6"/>
+      <w:bookmarkStart w:colFirst="0" w:colLast="0" w:name="_kjxhgghsvzjq" w:id="6"/>
       <w:bookmarkEnd w:id="6"/>
       <w:r>
         <w:rPr>
@@ -3968,7 +3972,7 @@
         <w:pStyle w:val="Heading2"/>
         <w:rPr/>
       </w:pPr>
-      <w:bookmarkStart w:colFirst="0" w:colLast="0" w:name="_pjrj8u1ae57v" w:id="7"/>
+      <w:bookmarkStart w:colFirst="0" w:colLast="0" w:name="_xzhbkt36ue4j" w:id="7"/>
       <w:bookmarkEnd w:id="7"/>
       <w:r>
         <w:rPr>
@@ -4152,7 +4156,7 @@
         <w:pStyle w:val="Heading2"/>
         <w:rPr/>
       </w:pPr>
-      <w:bookmarkStart w:colFirst="0" w:colLast="0" w:name="_ehshba39kkog" w:id="8"/>
+      <w:bookmarkStart w:colFirst="0" w:colLast="0" w:name="_ooepe7aunwts" w:id="8"/>
       <w:bookmarkEnd w:id="8"/>
       <w:r>
         <w:rPr>
@@ -4177,7 +4181,7 @@
         <w:pStyle w:val="Heading3"/>
         <w:rPr/>
       </w:pPr>
-      <w:bookmarkStart w:colFirst="0" w:colLast="0" w:name="_ji8k7sct74ew" w:id="9"/>
+      <w:bookmarkStart w:colFirst="0" w:colLast="0" w:name="_h97igln1f18d" w:id="9"/>
       <w:bookmarkEnd w:id="9"/>
       <w:r>
         <w:rPr>
@@ -4726,7 +4730,7 @@
         <w:pStyle w:val="Heading3"/>
         <w:rPr/>
       </w:pPr>
-      <w:bookmarkStart w:colFirst="0" w:colLast="0" w:name="_6r09uskejtyg" w:id="10"/>
+      <w:bookmarkStart w:colFirst="0" w:colLast="0" w:name="_42ybbmk73kwl" w:id="10"/>
       <w:bookmarkEnd w:id="10"/>
       <w:r>
         <w:rPr>
@@ -4794,7 +4798,7 @@
         <w:pStyle w:val="Heading3"/>
         <w:rPr/>
       </w:pPr>
-      <w:bookmarkStart w:colFirst="0" w:colLast="0" w:name="_e9p6gfnmmuxt" w:id="11"/>
+      <w:bookmarkStart w:colFirst="0" w:colLast="0" w:name="_frec6aak1aws" w:id="11"/>
       <w:bookmarkEnd w:id="11"/>
       <w:r>
         <w:rPr>
@@ -5609,7 +5613,7 @@
         <w:pStyle w:val="Heading3"/>
         <w:rPr/>
       </w:pPr>
-      <w:bookmarkStart w:colFirst="0" w:colLast="0" w:name="_bdzymdyot04j" w:id="12"/>
+      <w:bookmarkStart w:colFirst="0" w:colLast="0" w:name="_pqhvi2hd2334" w:id="12"/>
       <w:bookmarkEnd w:id="12"/>
       <w:r>
         <w:rPr>
@@ -5662,7 +5666,7 @@
         <w:pStyle w:val="Heading3"/>
         <w:rPr/>
       </w:pPr>
-      <w:bookmarkStart w:colFirst="0" w:colLast="0" w:name="_3f5xv7aptapd" w:id="13"/>
+      <w:bookmarkStart w:colFirst="0" w:colLast="0" w:name="_uq1z08z7sdf1" w:id="13"/>
       <w:bookmarkEnd w:id="13"/>
       <w:r>
         <w:rPr>
@@ -5678,6 +5682,7 @@
           <w:numId w:val="1"/>
         </w:numPr>
         <w:ind w:left="720" w:hanging="360"/>
+        <w:rPr/>
       </w:pPr>
       <w:r>
         <w:rPr>
@@ -5701,6 +5706,7 @@
           <w:numId w:val="1"/>
         </w:numPr>
         <w:ind w:left="720" w:hanging="360"/>
+        <w:rPr/>
       </w:pPr>
       <w:r>
         <w:rPr>
@@ -5724,6 +5730,7 @@
           <w:numId w:val="1"/>
         </w:numPr>
         <w:ind w:left="720" w:hanging="360"/>
+        <w:rPr/>
       </w:pPr>
       <w:r>
         <w:rPr>
@@ -5745,7 +5752,7 @@
         <w:pStyle w:val="Heading3"/>
         <w:rPr/>
       </w:pPr>
-      <w:bookmarkStart w:colFirst="0" w:colLast="0" w:name="_ie7qsixfhe7t" w:id="14"/>
+      <w:bookmarkStart w:colFirst="0" w:colLast="0" w:name="_2uxgznorhomw" w:id="14"/>
       <w:bookmarkEnd w:id="14"/>
       <w:r>
         <w:rPr>
@@ -5840,7 +5847,7 @@
         <w:pStyle w:val="Heading3"/>
         <w:rPr/>
       </w:pPr>
-      <w:bookmarkStart w:colFirst="0" w:colLast="0" w:name="_1gnxk31rxfe" w:id="15"/>
+      <w:bookmarkStart w:colFirst="0" w:colLast="0" w:name="_e22vok51mjlr" w:id="15"/>
       <w:bookmarkEnd w:id="15"/>
       <w:r>
         <w:rPr>
@@ -5856,6 +5863,7 @@
           <w:numId w:val="2"/>
         </w:numPr>
         <w:ind w:left="720" w:hanging="360"/>
+        <w:rPr/>
       </w:pPr>
       <w:r>
         <w:rPr>
@@ -5871,6 +5879,7 @@
           <w:numId w:val="2"/>
         </w:numPr>
         <w:ind w:left="720" w:hanging="360"/>
+        <w:rPr/>
       </w:pPr>
       <w:r>
         <w:rPr>
@@ -5886,6 +5895,7 @@
           <w:numId w:val="2"/>
         </w:numPr>
         <w:ind w:left="720" w:hanging="360"/>
+        <w:rPr/>
       </w:pPr>
       <w:r>
         <w:rPr>
@@ -5901,6 +5911,7 @@
           <w:numId w:val="2"/>
         </w:numPr>
         <w:ind w:left="720" w:hanging="360"/>
+        <w:rPr/>
       </w:pPr>
       <w:r>
         <w:rPr>
@@ -5916,6 +5927,7 @@
           <w:numId w:val="2"/>
         </w:numPr>
         <w:ind w:left="720" w:hanging="360"/>
+        <w:rPr/>
       </w:pPr>
       <w:r>
         <w:rPr>
@@ -6021,7 +6033,7 @@
         <w:pStyle w:val="Heading3"/>
         <w:rPr/>
       </w:pPr>
-      <w:bookmarkStart w:colFirst="0" w:colLast="0" w:name="_bd95ged8t4vm" w:id="16"/>
+      <w:bookmarkStart w:colFirst="0" w:colLast="0" w:name="_lyds5t6isvdz" w:id="16"/>
       <w:bookmarkEnd w:id="16"/>
       <w:r>
         <w:rPr>
